--- a/public/hr-templates/NO-DUES-v1.docx
+++ b/public/hr-templates/NO-DUES-v1.docx
@@ -527,7 +527,7 @@
           <w:b/>
           <w:bCs/>
         </w:rPr>
-        <w:t xml:space="preserve">Date: </w:t>
+        <w:t xml:space="preserve">Date: {date}</w:t>
       </w:r>
     </w:p>
     <w:p>

--- a/public/hr-templates/NO-DUES-v1.docx
+++ b/public/hr-templates/NO-DUES-v1.docx
@@ -4,528 +4,312 @@
   <w:body>
     <w:p>
       <w:pPr>
-        <w:rPr>
-          <w:rFonts w:asciiTheme="minorHAnsi" w:hAnsiTheme="minorHAnsi" w:cstheme="minorHAnsi"/>
-        </w:rPr>
-      </w:pPr>
-    </w:p>
-    <w:p>
-      <w:pPr>
-        <w:jc w:val="both"/>
-        <w:rPr>
-          <w:rFonts w:asciiTheme="minorHAnsi" w:hAnsiTheme="minorHAnsi" w:cstheme="minorHAnsi"/>
-        </w:rPr>
-      </w:pPr>
-      <w:r>
-        <w:rPr>
-          <w:rFonts w:asciiTheme="minorHAnsi" w:hAnsiTheme="minorHAnsi" w:cstheme="minorHAnsi"/>
-        </w:rPr>
-        <w:t>To,</w:t>
-      </w:r>
-    </w:p>
-    <w:p>
-      <w:pPr>
-        <w:jc w:val="both"/>
-        <w:rPr>
-          <w:rFonts w:asciiTheme="minorHAnsi" w:hAnsiTheme="minorHAnsi" w:cstheme="minorHAnsi"/>
-        </w:rPr>
-      </w:pPr>
-      <w:r>
-        <w:rPr>
-          <w:rFonts w:asciiTheme="minorHAnsi" w:hAnsiTheme="minorHAnsi" w:cstheme="minorHAnsi"/>
-        </w:rPr>
-        <w:t>Human Resource</w:t>
-      </w:r>
-      <w:r>
-        <w:rPr>
-          <w:rFonts w:asciiTheme="minorHAnsi" w:hAnsiTheme="minorHAnsi" w:cstheme="minorHAnsi"/>
-        </w:rPr>
-        <w:t>s</w:t>
-      </w:r>
-      <w:r>
-        <w:rPr>
-          <w:rFonts w:asciiTheme="minorHAnsi" w:hAnsiTheme="minorHAnsi" w:cstheme="minorHAnsi"/>
-        </w:rPr>
-        <w:t xml:space="preserve"> Dep</w:t>
-      </w:r>
-      <w:r>
-        <w:rPr>
-          <w:rFonts w:asciiTheme="minorHAnsi" w:hAnsiTheme="minorHAnsi" w:cstheme="minorHAnsi"/>
-        </w:rPr>
-        <w:t>artment</w:t>
-      </w:r>
-    </w:p>
-    <w:p>
-      <w:pPr>
-        <w:jc w:val="both"/>
-        <w:rPr>
-          <w:rFonts w:asciiTheme="minorHAnsi" w:hAnsiTheme="minorHAnsi" w:cstheme="minorHAnsi"/>
-        </w:rPr>
-      </w:pPr>
-      <w:r>
-        <w:rPr>
-          <w:rFonts w:asciiTheme="minorHAnsi" w:hAnsiTheme="minorHAnsi" w:cstheme="minorHAnsi"/>
-        </w:rPr>
-        <w:t xml:space="preserve">MAF Technologies Pvt Ltd                                                                                  </w:t>
-      </w:r>
-    </w:p>
-    <w:p>
-      <w:pPr>
-        <w:jc w:val="both"/>
-        <w:rPr>
-          <w:rFonts w:asciiTheme="minorHAnsi" w:hAnsiTheme="minorHAnsi" w:cstheme="minorHAnsi"/>
-        </w:rPr>
-      </w:pPr>
-    </w:p>
-    <w:p>
-      <w:pPr>
-        <w:jc w:val="both"/>
-        <w:rPr>
-          <w:rFonts w:asciiTheme="minorHAnsi" w:hAnsiTheme="minorHAnsi" w:cstheme="minorHAnsi"/>
-          <w:color w:val="000000"/>
-        </w:rPr>
-      </w:pPr>
-      <w:r>
-        <w:rPr>
-          <w:rFonts w:asciiTheme="minorHAnsi" w:hAnsiTheme="minorHAnsi" w:cstheme="minorHAnsi"/>
-          <w:color w:val="000000"/>
-        </w:rPr>
-        <w:t>Dear Madam,</w:t>
-      </w:r>
-    </w:p>
-    <w:p>
-      <w:pPr>
-        <w:jc w:val="both"/>
-        <w:rPr>
-          <w:rFonts w:asciiTheme="minorHAnsi" w:hAnsiTheme="minorHAnsi" w:cstheme="minorHAnsi"/>
-          <w:color w:val="000000"/>
-        </w:rPr>
-      </w:pPr>
-    </w:p>
-    <w:p>
-      <w:pPr>
-        <w:pStyle w:val="Normal"/>
-        <w:jc w:val="both"/>
-        <w:rPr>
-          <w:rFonts w:ascii="Calibri" w:hAnsi="Calibri" w:cs="Calibri" w:asciiTheme="minorAscii" w:hAnsiTheme="minorAscii" w:cstheme="minorAscii"/>
-          <w:color w:val="000000"/>
-        </w:rPr>
-      </w:pPr>
-      <w:r>
-        <w:rPr>
-          <w:rFonts w:ascii="Calibri" w:hAnsi="Calibri" w:eastAsia="Calibri" w:cs="Calibri"/>
+        <w:jc w:val="both"/>
+      </w:pPr>
+      <w:r>
+        <w:rPr>
+          <w:rFonts w:ascii="Calibri" w:hAnsi="Calibri" w:cs="Calibri" w:asciiTheme="minorAscii" w:hAnsiTheme="minorAscii" w:cstheme="minorAscii"/>
+          <w:sz w:val="24"/>
+          <w:szCs w:val="24"/>
+        </w:rPr>
+        <w:t xml:space="preserve">To,</w:t>
+      </w:r>
+    </w:p>
+    <w:p>
+      <w:pPr>
+        <w:jc w:val="both"/>
+      </w:pPr>
+      <w:r>
+        <w:rPr>
+          <w:rFonts w:ascii="Calibri" w:hAnsi="Calibri" w:cs="Calibri" w:asciiTheme="minorAscii" w:hAnsiTheme="minorAscii" w:cstheme="minorAscii"/>
+          <w:sz w:val="24"/>
+          <w:szCs w:val="24"/>
+        </w:rPr>
+        <w:t xml:space="preserve">Human Resources Department</w:t>
+      </w:r>
+    </w:p>
+    <w:p>
+      <w:pPr>
+        <w:jc w:val="both"/>
+      </w:pPr>
+      <w:r>
+        <w:rPr>
+          <w:rFonts w:ascii="Calibri" w:hAnsi="Calibri" w:cs="Calibri" w:asciiTheme="minorAscii" w:hAnsiTheme="minorAscii" w:cstheme="minorAscii"/>
+          <w:sz w:val="24"/>
+          <w:szCs w:val="24"/>
+        </w:rPr>
+        <w:t xml:space="preserve">{legalEntityName}</w:t>
+      </w:r>
+    </w:p>
+    <w:p>
+      <w:pPr>
+        <w:jc w:val="both"/>
+      </w:pPr>
+    </w:p>
+    <w:p>
+      <w:pPr>
+        <w:jc w:val="both"/>
+      </w:pPr>
+      <w:r>
+        <w:rPr>
+          <w:rFonts w:ascii="Calibri" w:hAnsi="Calibri" w:cs="Calibri" w:asciiTheme="minorAscii" w:hAnsiTheme="minorAscii" w:cstheme="minorAscii"/>
+          <w:sz w:val="24"/>
+          <w:szCs w:val="24"/>
+        </w:rPr>
+        <w:t xml:space="preserve">Dear Madam,</w:t>
+      </w:r>
+    </w:p>
+    <w:p>
+      <w:pPr>
+        <w:jc w:val="both"/>
+      </w:pPr>
+    </w:p>
+    <w:p>
+      <w:pPr>
+        <w:jc w:val="both"/>
+      </w:pPr>
+      <w:r>
+        <w:rPr>
+          <w:rFonts w:ascii="Calibri" w:hAnsi="Calibri" w:cs="Calibri" w:asciiTheme="minorAscii" w:hAnsiTheme="minorAscii" w:cstheme="minorAscii"/>
+          <w:sz w:val="24"/>
+          <w:szCs w:val="24"/>
+        </w:rPr>
+        <w:t xml:space="preserve">I, {employeeName} (Employee Code - {employeeCode}), acknowledge and confirm that with the payment of Rs. {settlementAmountFigures} (Indian Rupees {settlementAmountWords} only), all my dues will be fully and finally settled and paid by {legalEntityName} as per the Company's existing policies applicable to me at the time of cessation of my employment.</w:t>
+      </w:r>
+    </w:p>
+    <w:p>
+      <w:pPr>
+        <w:jc w:val="both"/>
+      </w:pPr>
+    </w:p>
+    <w:p>
+      <w:pPr>
+        <w:jc w:val="both"/>
+      </w:pPr>
+      <w:r>
+        <w:rPr>
+          <w:rFonts w:ascii="Calibri" w:hAnsi="Calibri" w:cs="Calibri" w:asciiTheme="minorAscii" w:hAnsiTheme="minorAscii" w:cstheme="minorAscii"/>
+          <w:sz w:val="24"/>
+          <w:szCs w:val="24"/>
+        </w:rPr>
+        <w:t xml:space="preserve">I confirm that I have no claim (monetary or otherwise) against {legalEntityName}.</w:t>
+      </w:r>
+    </w:p>
+    <w:p>
+      <w:pPr>
+        <w:jc w:val="both"/>
+      </w:pPr>
+    </w:p>
+    <w:p>
+      <w:pPr>
+        <w:jc w:val="both"/>
+      </w:pPr>
+      <w:r>
+        <w:rPr>
+          <w:rFonts w:ascii="Calibri" w:hAnsi="Calibri" w:cs="Calibri" w:asciiTheme="minorAscii" w:hAnsiTheme="minorAscii" w:cstheme="minorAscii"/>
+          <w:sz w:val="24"/>
+          <w:szCs w:val="24"/>
+        </w:rPr>
+        <w:t xml:space="preserve">I take this opportunity to reiterate key contractual obligations that remain binding beyond the term of the agreement:</w:t>
+      </w:r>
+    </w:p>
+    <w:p>
+      <w:pPr>
+        <w:jc w:val="both"/>
+      </w:pPr>
+    </w:p>
+    <w:p>
+      <w:pPr>
+        <w:jc w:val="both"/>
+      </w:pPr>
+      <w:r>
+        <w:rPr>
+          <w:rFonts w:ascii="Calibri" w:hAnsi="Calibri" w:cs="Calibri" w:asciiTheme="minorAscii" w:hAnsiTheme="minorAscii" w:cstheme="minorAscii"/>
           <w:b w:val="1"/>
           <w:bCs w:val="1"/>
-          <w:i w:val="0"/>
-          <w:iCs w:val="0"/>
-          <w:caps w:val="0"/>
-          <w:smallCaps w:val="0"/>
-          <w:noProof w:val="0"/>
-          <w:color w:val="000000" w:themeColor="text1" w:themeTint="FF" w:themeShade="FF"/>
-          <w:sz w:val="22"/>
-          <w:szCs w:val="22"/>
-          <w:lang w:val="en-IN"/>
-        </w:rPr>
-        <w:t>I, ({name}) – (Employee Code - {employeeCode}) acknowledge and confirm that with the payment of (Rs.{duesAmount})/- (Indian Rupees {duesAmountWords} only), all my dues will be fully and finally settled and paid by MAF Technologies Pvt as per the Company’s existing policies applicable to me at the time of cessation of my employment.</w:t>
-      </w:r>
+          <w:sz w:val="24"/>
+          <w:szCs w:val="24"/>
+        </w:rPr>
+        <w:t xml:space="preserve">1. Confidentiality</w:t>
+      </w:r>
+    </w:p>
+    <w:p>
+      <w:pPr>
+        <w:jc w:val="both"/>
+      </w:pPr>
+      <w:r>
+        <w:rPr>
+          <w:rFonts w:ascii="Calibri" w:hAnsi="Calibri" w:cs="Calibri" w:asciiTheme="minorAscii" w:hAnsiTheme="minorAscii" w:cstheme="minorAscii"/>
+          <w:sz w:val="24"/>
+          <w:szCs w:val="24"/>
+        </w:rPr>
+        <w:t xml:space="preserve">As per Clause 7 of the Agreement, I'm required to maintain complete confidentiality of all information shared by the Company during the engagement. This obligation shall continue for a period of two (2) years post-expiry, and any disclosure or use without written consent from the Company will be deemed a breach.</w:t>
+      </w:r>
+    </w:p>
+    <w:p>
+      <w:pPr>
+        <w:jc w:val="both"/>
+      </w:pPr>
+    </w:p>
+    <w:p>
+      <w:pPr>
+        <w:jc w:val="both"/>
+      </w:pPr>
       <w:r>
         <w:rPr>
           <w:rFonts w:ascii="Calibri" w:hAnsi="Calibri" w:cs="Calibri" w:asciiTheme="minorAscii" w:hAnsiTheme="minorAscii" w:cstheme="minorAscii"/>
           <w:b w:val="1"/>
           <w:bCs w:val="1"/>
-          <w:color w:val="000000" w:themeColor="text1" w:themeTint="FF" w:themeShade="FF"/>
-        </w:rPr>
-      </w:r>
-      <w:r>
-        <w:rPr>
-          <w:rFonts w:ascii="Calibri" w:hAnsi="Calibri" w:cs="Calibri" w:asciiTheme="minorAscii" w:hAnsiTheme="minorAscii" w:cstheme="minorAscii"/>
-          <w:color w:val="000000" w:themeColor="text1" w:themeTint="FF" w:themeShade="FF"/>
-        </w:rPr>
-      </w:r>
-      <w:r>
-        <w:rPr>
-          <w:rFonts w:ascii="Calibri" w:hAnsi="Calibri" w:cs="Calibri" w:asciiTheme="minorAscii" w:hAnsiTheme="minorAscii" w:cstheme="minorAscii"/>
-        </w:rPr>
-      </w:r>
-      <w:r>
-        <w:rPr>
-          <w:rFonts w:ascii="Calibri" w:hAnsi="Calibri" w:cs="Calibri" w:asciiTheme="minorAscii" w:hAnsiTheme="minorAscii" w:cstheme="minorAscii"/>
-          <w:color w:val="000000" w:themeColor="text1" w:themeTint="FF" w:themeShade="FF"/>
-        </w:rPr>
-      </w:r>
-    </w:p>
-    <w:p>
-      <w:pPr>
-        <w:jc w:val="both"/>
-        <w:rPr>
-          <w:rFonts w:asciiTheme="minorHAnsi" w:hAnsiTheme="minorHAnsi" w:cstheme="minorHAnsi"/>
-        </w:rPr>
-      </w:pPr>
-    </w:p>
-    <w:p>
-      <w:pPr>
-        <w:jc w:val="both"/>
-        <w:rPr>
-          <w:rFonts w:asciiTheme="minorHAnsi" w:hAnsiTheme="minorHAnsi" w:cstheme="minorHAnsi"/>
-        </w:rPr>
-      </w:pPr>
-      <w:r>
-        <w:rPr>
-          <w:rFonts w:asciiTheme="minorHAnsi" w:hAnsiTheme="minorHAnsi" w:cstheme="minorHAnsi"/>
-          <w:color w:val="000000"/>
-        </w:rPr>
-        <w:t xml:space="preserve">I confirm that I have no claim (monetary or otherwise) against the </w:t>
-      </w:r>
-      <w:r>
-        <w:rPr>
-          <w:rFonts w:asciiTheme="minorHAnsi" w:hAnsiTheme="minorHAnsi" w:cstheme="minorHAnsi"/>
-        </w:rPr>
-        <w:t>MAF Technologies Pvt Ltd</w:t>
-      </w:r>
-      <w:r>
-        <w:rPr>
-          <w:rFonts w:asciiTheme="minorHAnsi" w:hAnsiTheme="minorHAnsi" w:cstheme="minorHAnsi"/>
-          <w:color w:val="000000"/>
-        </w:rPr>
-        <w:t xml:space="preserve">. </w:t>
-      </w:r>
-    </w:p>
-    <w:p>
-      <w:pPr>
-        <w:jc w:val="both"/>
-        <w:rPr>
-          <w:rFonts w:asciiTheme="minorHAnsi" w:hAnsiTheme="minorHAnsi" w:cstheme="minorHAnsi"/>
-        </w:rPr>
-      </w:pPr>
-    </w:p>
-    <w:p>
-      <w:pPr>
-        <w:spacing w:line="278" w:lineRule="auto"/>
-        <w:jc w:val="both"/>
-        <w:rPr>
-          <w:rFonts w:asciiTheme="minorHAnsi" w:hAnsiTheme="minorHAnsi" w:cstheme="minorHAnsi"/>
-        </w:rPr>
-      </w:pPr>
-      <w:r>
-        <w:rPr>
-          <w:rFonts w:asciiTheme="minorHAnsi" w:hAnsiTheme="minorHAnsi" w:cstheme="minorHAnsi"/>
-        </w:rPr>
-        <w:t>We thank you for your contribution during the tenure of this engagement and take this opportunity to reiterate key contractual obligations that remain binding beyond the term of the agreement:</w:t>
-      </w:r>
-    </w:p>
-    <w:p>
-      <w:pPr>
-        <w:spacing w:line="278" w:lineRule="auto"/>
-        <w:jc w:val="both"/>
-        <w:rPr>
-          <w:rFonts w:asciiTheme="minorHAnsi" w:hAnsiTheme="minorHAnsi" w:cstheme="minorHAnsi"/>
-          <w:b/>
-          <w:bCs/>
-        </w:rPr>
-      </w:pPr>
-      <w:r>
-        <w:rPr>
-          <w:rFonts w:asciiTheme="minorHAnsi" w:hAnsiTheme="minorHAnsi" w:cstheme="minorHAnsi"/>
-          <w:b/>
-          <w:bCs/>
-        </w:rPr>
-        <w:t>1. Confidentiality</w:t>
-      </w:r>
-    </w:p>
-    <w:p>
-      <w:pPr>
-        <w:spacing w:line="278" w:lineRule="auto"/>
-        <w:jc w:val="both"/>
-        <w:rPr>
-          <w:rFonts w:asciiTheme="minorHAnsi" w:hAnsiTheme="minorHAnsi" w:cstheme="minorHAnsi"/>
-        </w:rPr>
-      </w:pPr>
-      <w:r>
-        <w:rPr>
-          <w:rFonts w:asciiTheme="minorHAnsi" w:hAnsiTheme="minorHAnsi" w:cstheme="minorHAnsi"/>
-        </w:rPr>
-        <w:t>As per Clause 7 of the Agreement, you are required to maintain complete confidentiality of all information shared by the Company during the engagement.</w:t>
-      </w:r>
-      <w:r>
-        <w:rPr>
-          <w:rFonts w:eastAsia="Times New Roman" w:asciiTheme="minorHAnsi" w:hAnsiTheme="minorHAnsi" w:cstheme="minorHAnsi"/>
-          <w:lang w:eastAsia="en-IN"/>
-        </w:rPr>
-        <w:t xml:space="preserve"> </w:t>
-      </w:r>
-      <w:r>
-        <w:rPr>
-          <w:rFonts w:asciiTheme="minorHAnsi" w:hAnsiTheme="minorHAnsi" w:cstheme="minorHAnsi"/>
-        </w:rPr>
-        <w:t xml:space="preserve">This obligation shall continue for a period of </w:t>
-      </w:r>
-      <w:r>
-        <w:rPr>
-          <w:rFonts w:asciiTheme="minorHAnsi" w:hAnsiTheme="minorHAnsi" w:cstheme="minorHAnsi"/>
-          <w:b/>
-          <w:bCs/>
-        </w:rPr>
-        <w:t>two (2) years</w:t>
-      </w:r>
-      <w:r>
-        <w:rPr>
-          <w:rFonts w:asciiTheme="minorHAnsi" w:hAnsiTheme="minorHAnsi" w:cstheme="minorHAnsi"/>
-        </w:rPr>
-        <w:t xml:space="preserve"> post-expiry, and any disclosure or use without written consent from the Company will be deemed a breach.</w:t>
-      </w:r>
-    </w:p>
-    <w:p>
-      <w:pPr>
-        <w:spacing w:line="278" w:lineRule="auto"/>
-        <w:jc w:val="both"/>
-        <w:rPr>
-          <w:rFonts w:asciiTheme="minorHAnsi" w:hAnsiTheme="minorHAnsi" w:cstheme="minorHAnsi"/>
-          <w:b/>
-          <w:bCs/>
-        </w:rPr>
-      </w:pPr>
-      <w:r>
-        <w:rPr>
-          <w:rFonts w:asciiTheme="minorHAnsi" w:hAnsiTheme="minorHAnsi" w:cstheme="minorHAnsi"/>
-          <w:b/>
-          <w:bCs/>
-        </w:rPr>
-        <w:t>2. Intellectual Property Rights</w:t>
-      </w:r>
-    </w:p>
-    <w:p>
-      <w:pPr>
-        <w:spacing w:line="278" w:lineRule="auto"/>
-        <w:jc w:val="both"/>
-        <w:rPr>
-          <w:rFonts w:asciiTheme="minorHAnsi" w:hAnsiTheme="minorHAnsi" w:cstheme="minorHAnsi"/>
-        </w:rPr>
-      </w:pPr>
-      <w:r>
-        <w:rPr>
-          <w:rFonts w:asciiTheme="minorHAnsi" w:hAnsiTheme="minorHAnsi" w:cstheme="minorHAnsi"/>
-        </w:rPr>
-        <w:t xml:space="preserve">All </w:t>
-      </w:r>
-      <w:proofErr w:type="gramStart"/>
-      <w:r>
-        <w:rPr>
-          <w:rFonts w:asciiTheme="minorHAnsi" w:hAnsiTheme="minorHAnsi" w:cstheme="minorHAnsi"/>
-        </w:rPr>
-        <w:t>content,</w:t>
-      </w:r>
-      <w:proofErr w:type="gramEnd"/>
-      <w:r>
-        <w:rPr>
-          <w:rFonts w:asciiTheme="minorHAnsi" w:hAnsiTheme="minorHAnsi" w:cstheme="minorHAnsi"/>
-        </w:rPr>
-        <w:t xml:space="preserve"> media, strategies, materials, and other work products created during the engagement are the exclusive intellectual property of the Company as per Clause 6. You shall not reproduce, distribute, use, or share any part of these works without prior written approval from the Company.</w:t>
-      </w:r>
-    </w:p>
-    <w:p>
-      <w:pPr>
-        <w:spacing w:line="278" w:lineRule="auto"/>
-        <w:jc w:val="both"/>
-        <w:rPr>
-          <w:rFonts w:asciiTheme="minorHAnsi" w:hAnsiTheme="minorHAnsi" w:cstheme="minorHAnsi"/>
-          <w:b/>
-          <w:bCs/>
-        </w:rPr>
-      </w:pPr>
-      <w:r>
-        <w:rPr>
-          <w:rFonts w:asciiTheme="minorHAnsi" w:hAnsiTheme="minorHAnsi" w:cstheme="minorHAnsi"/>
-          <w:b/>
-          <w:bCs/>
-        </w:rPr>
-        <w:t>3. Non-Use Without Consent</w:t>
-      </w:r>
-    </w:p>
-    <w:p>
-      <w:pPr>
-        <w:spacing w:line="278" w:lineRule="auto"/>
-        <w:jc w:val="both"/>
-        <w:rPr>
-          <w:rFonts w:asciiTheme="minorHAnsi" w:hAnsiTheme="minorHAnsi" w:cstheme="minorHAnsi"/>
-        </w:rPr>
-      </w:pPr>
-      <w:r>
-        <w:rPr>
-          <w:rFonts w:asciiTheme="minorHAnsi" w:hAnsiTheme="minorHAnsi" w:cstheme="minorHAnsi"/>
-        </w:rPr>
-        <w:t>You are not permitted to use, modify, or commercialize any deliverables, project outputs, or insights gained from the engagement for your personal, third-party, or commercial use without the express written consent of the Company.</w:t>
-      </w:r>
-    </w:p>
-    <w:p>
-      <w:pPr>
-        <w:spacing w:line="278" w:lineRule="auto"/>
-        <w:jc w:val="both"/>
-        <w:rPr>
-          <w:rFonts w:asciiTheme="minorHAnsi" w:hAnsiTheme="minorHAnsi" w:cstheme="minorHAnsi"/>
-          <w:b/>
-          <w:bCs/>
-        </w:rPr>
-      </w:pPr>
-      <w:r>
-        <w:rPr>
-          <w:rFonts w:asciiTheme="minorHAnsi" w:hAnsiTheme="minorHAnsi" w:cstheme="minorHAnsi"/>
-          <w:b/>
-          <w:bCs/>
-        </w:rPr>
-        <w:t>4. Return of Company Materials</w:t>
-      </w:r>
-    </w:p>
-    <w:p>
-      <w:pPr>
-        <w:spacing w:line="278" w:lineRule="auto"/>
-        <w:jc w:val="both"/>
-        <w:rPr>
-          <w:rFonts w:asciiTheme="minorHAnsi" w:hAnsiTheme="minorHAnsi" w:cstheme="minorHAnsi"/>
-        </w:rPr>
-      </w:pPr>
-      <w:r>
-        <w:rPr>
-          <w:rFonts w:asciiTheme="minorHAnsi" w:hAnsiTheme="minorHAnsi" w:cstheme="minorHAnsi"/>
-        </w:rPr>
-        <w:t xml:space="preserve">You are required to return all files, materials, documents, data (physical or digital), or assets provided </w:t>
-      </w:r>
-      <w:proofErr w:type="gramStart"/>
-      <w:r>
-        <w:rPr>
-          <w:rFonts w:asciiTheme="minorHAnsi" w:hAnsiTheme="minorHAnsi" w:cstheme="minorHAnsi"/>
-        </w:rPr>
-        <w:t>during the course of</w:t>
-      </w:r>
-      <w:proofErr w:type="gramEnd"/>
-      <w:r>
-        <w:rPr>
-          <w:rFonts w:asciiTheme="minorHAnsi" w:hAnsiTheme="minorHAnsi" w:cstheme="minorHAnsi"/>
-        </w:rPr>
-        <w:t xml:space="preserve"> the engagement. If not already submitted.</w:t>
-      </w:r>
-    </w:p>
-    <w:p>
-      <w:pPr>
-        <w:spacing w:line="278" w:lineRule="auto"/>
-        <w:jc w:val="both"/>
-        <w:rPr>
-          <w:rFonts w:asciiTheme="minorHAnsi" w:hAnsiTheme="minorHAnsi" w:cstheme="minorHAnsi"/>
-          <w:b/>
-          <w:bCs/>
-        </w:rPr>
-      </w:pPr>
-      <w:r>
-        <w:rPr>
-          <w:rFonts w:asciiTheme="minorHAnsi" w:hAnsiTheme="minorHAnsi" w:cstheme="minorHAnsi"/>
-          <w:b/>
-          <w:bCs/>
-        </w:rPr>
-        <w:t>5. Indemnity and Compliance</w:t>
-      </w:r>
-    </w:p>
-    <w:p>
-      <w:pPr>
-        <w:spacing w:line="278" w:lineRule="auto"/>
-        <w:jc w:val="both"/>
-        <w:rPr>
-          <w:rFonts w:asciiTheme="minorHAnsi" w:hAnsiTheme="minorHAnsi" w:cstheme="minorHAnsi"/>
-        </w:rPr>
-      </w:pPr>
-      <w:r>
-        <w:rPr>
-          <w:rFonts w:asciiTheme="minorHAnsi" w:hAnsiTheme="minorHAnsi" w:cstheme="minorHAnsi"/>
-        </w:rPr>
-        <w:t>Any breach of the above clauses will attract appropriate legal recourse as per Clause 9 of the Agreement. You are also responsible for compliance with any remaining provisions of the Agreement.</w:t>
-      </w:r>
-    </w:p>
-    <w:p>
-      <w:pPr>
-        <w:spacing w:line="278" w:lineRule="auto"/>
-        <w:jc w:val="both"/>
-        <w:rPr>
-          <w:rFonts w:asciiTheme="minorHAnsi" w:hAnsiTheme="minorHAnsi" w:cstheme="minorHAnsi"/>
-        </w:rPr>
-      </w:pPr>
-    </w:p>
-    <w:p>
-      <w:pPr>
-        <w:spacing w:line="278" w:lineRule="auto"/>
-        <w:jc w:val="both"/>
-        <w:rPr>
-          <w:rFonts w:asciiTheme="minorHAnsi" w:hAnsiTheme="minorHAnsi" w:cstheme="minorHAnsi"/>
-        </w:rPr>
-      </w:pPr>
-      <w:r>
-        <w:rPr>
-          <w:rFonts w:asciiTheme="minorHAnsi" w:hAnsiTheme="minorHAnsi" w:cstheme="minorHAnsi"/>
-        </w:rPr>
-        <w:t xml:space="preserve">We request you to kindly sign and return the acknowledgment below confirming </w:t>
-      </w:r>
-      <w:proofErr w:type="gramStart"/>
-      <w:r>
-        <w:rPr>
-          <w:rFonts w:asciiTheme="minorHAnsi" w:hAnsiTheme="minorHAnsi" w:cstheme="minorHAnsi"/>
-        </w:rPr>
-        <w:t>your</w:t>
-      </w:r>
-      <w:proofErr w:type="gramEnd"/>
-      <w:r>
-        <w:rPr>
-          <w:rFonts w:asciiTheme="minorHAnsi" w:hAnsiTheme="minorHAnsi" w:cstheme="minorHAnsi"/>
-        </w:rPr>
-        <w:t xml:space="preserve"> understanding and agreement to the above.</w:t>
-      </w:r>
-    </w:p>
-    <w:p>
-      <w:pPr>
-        <w:spacing w:line="278" w:lineRule="auto"/>
-        <w:rPr>
-          <w:rFonts w:asciiTheme="minorHAnsi" w:hAnsiTheme="minorHAnsi" w:cstheme="minorHAnsi"/>
-        </w:rPr>
-      </w:pPr>
-      <w:r>
-        <w:rPr>
-          <w:rFonts w:asciiTheme="minorHAnsi" w:hAnsiTheme="minorHAnsi" w:cstheme="minorHAnsi"/>
-        </w:rPr>
-        <w:t xml:space="preserve">We appreciate your cooperation and wish you success in your future </w:t>
-      </w:r>
-      <w:proofErr w:type="spellStart"/>
-      <w:r>
-        <w:rPr>
-          <w:rFonts w:asciiTheme="minorHAnsi" w:hAnsiTheme="minorHAnsi" w:cstheme="minorHAnsi"/>
-        </w:rPr>
-        <w:t>endeavors</w:t>
-      </w:r>
-      <w:proofErr w:type="spellEnd"/>
-      <w:r>
-        <w:rPr>
-          <w:rFonts w:asciiTheme="minorHAnsi" w:hAnsiTheme="minorHAnsi" w:cstheme="minorHAnsi"/>
-        </w:rPr>
-        <w:t>.</w:t>
-      </w:r>
-    </w:p>
-    <w:p>
-      <w:pPr>
-        <w:jc w:val="both"/>
-        <w:rPr>
-          <w:rFonts w:asciiTheme="minorHAnsi" w:hAnsiTheme="minorHAnsi" w:cstheme="minorHAnsi"/>
-        </w:rPr>
-      </w:pPr>
-    </w:p>
-    <w:p>
-      <w:pPr>
-        <w:jc w:val="both"/>
-        <w:rPr>
-          <w:rFonts w:asciiTheme="minorHAnsi" w:hAnsiTheme="minorHAnsi" w:cstheme="minorHAnsi"/>
-          <w:b/>
-          <w:bCs/>
-        </w:rPr>
-      </w:pPr>
-      <w:r>
-        <w:rPr>
-          <w:rFonts w:asciiTheme="minorHAnsi" w:hAnsiTheme="minorHAnsi" w:cstheme="minorHAnsi"/>
-          <w:b/>
-          <w:bCs/>
+          <w:sz w:val="24"/>
+          <w:szCs w:val="24"/>
+        </w:rPr>
+        <w:t xml:space="preserve">2. Intellectual Property Rights</w:t>
+      </w:r>
+    </w:p>
+    <w:p>
+      <w:pPr>
+        <w:jc w:val="both"/>
+      </w:pPr>
+      <w:r>
+        <w:rPr>
+          <w:rFonts w:ascii="Calibri" w:hAnsi="Calibri" w:cs="Calibri" w:asciiTheme="minorAscii" w:hAnsiTheme="minorAscii" w:cstheme="minorAscii"/>
+          <w:sz w:val="24"/>
+          <w:szCs w:val="24"/>
+        </w:rPr>
+        <w:t xml:space="preserve">All content, media, strategies, materials, and other work products created during the engagement are the exclusive intellectual property of the Company as per Clause 6. I shall not reproduce, distribute, use, or share any part of these works without prior written approval from the Company.</w:t>
+      </w:r>
+    </w:p>
+    <w:p>
+      <w:pPr>
+        <w:jc w:val="both"/>
+      </w:pPr>
+    </w:p>
+    <w:p>
+      <w:pPr>
+        <w:jc w:val="both"/>
+      </w:pPr>
+      <w:r>
+        <w:rPr>
+          <w:rFonts w:ascii="Calibri" w:hAnsi="Calibri" w:cs="Calibri" w:asciiTheme="minorAscii" w:hAnsiTheme="minorAscii" w:cstheme="minorAscii"/>
+          <w:b w:val="1"/>
+          <w:bCs w:val="1"/>
+          <w:sz w:val="24"/>
+          <w:szCs w:val="24"/>
+        </w:rPr>
+        <w:t xml:space="preserve">3. Non-Use Without Consent</w:t>
+      </w:r>
+    </w:p>
+    <w:p>
+      <w:pPr>
+        <w:jc w:val="both"/>
+      </w:pPr>
+      <w:r>
+        <w:rPr>
+          <w:rFonts w:ascii="Calibri" w:hAnsi="Calibri" w:cs="Calibri" w:asciiTheme="minorAscii" w:hAnsiTheme="minorAscii" w:cstheme="minorAscii"/>
+          <w:sz w:val="24"/>
+          <w:szCs w:val="24"/>
+        </w:rPr>
+        <w:t xml:space="preserve">I'm not permitted to use, modify, or commercialize any deliverables, project outputs, or insights gained from the engagement for my personal, third-party, or commercial use without the express written consent of the Company.</w:t>
+      </w:r>
+    </w:p>
+    <w:p>
+      <w:pPr>
+        <w:jc w:val="both"/>
+      </w:pPr>
+    </w:p>
+    <w:p>
+      <w:pPr>
+        <w:jc w:val="both"/>
+      </w:pPr>
+      <w:r>
+        <w:rPr>
+          <w:rFonts w:ascii="Calibri" w:hAnsi="Calibri" w:cs="Calibri" w:asciiTheme="minorAscii" w:hAnsiTheme="minorAscii" w:cstheme="minorAscii"/>
+          <w:b w:val="1"/>
+          <w:bCs w:val="1"/>
+          <w:sz w:val="24"/>
+          <w:szCs w:val="24"/>
+        </w:rPr>
+        <w:t xml:space="preserve">4. Return of Company Materials</w:t>
+      </w:r>
+    </w:p>
+    <w:p>
+      <w:pPr>
+        <w:jc w:val="both"/>
+      </w:pPr>
+      <w:r>
+        <w:rPr>
+          <w:rFonts w:ascii="Calibri" w:hAnsi="Calibri" w:cs="Calibri" w:asciiTheme="minorAscii" w:hAnsiTheme="minorAscii" w:cstheme="minorAscii"/>
+          <w:sz w:val="24"/>
+          <w:szCs w:val="24"/>
+        </w:rPr>
+        <w:t xml:space="preserve">I'm required to return all files, materials, documents, data (physical or digital), or assets provided during the course of the engagement, if not already submitted.</w:t>
+      </w:r>
+    </w:p>
+    <w:p>
+      <w:pPr>
+        <w:jc w:val="both"/>
+      </w:pPr>
+    </w:p>
+    <w:p>
+      <w:pPr>
+        <w:jc w:val="both"/>
+      </w:pPr>
+      <w:r>
+        <w:rPr>
+          <w:rFonts w:ascii="Calibri" w:hAnsi="Calibri" w:cs="Calibri" w:asciiTheme="minorAscii" w:hAnsiTheme="minorAscii" w:cstheme="minorAscii"/>
+          <w:b w:val="1"/>
+          <w:bCs w:val="1"/>
+          <w:sz w:val="24"/>
+          <w:szCs w:val="24"/>
+        </w:rPr>
+        <w:t xml:space="preserve">5. Indemnity and Compliance</w:t>
+      </w:r>
+    </w:p>
+    <w:p>
+      <w:pPr>
+        <w:jc w:val="both"/>
+      </w:pPr>
+      <w:r>
+        <w:rPr>
+          <w:rFonts w:ascii="Calibri" w:hAnsi="Calibri" w:cs="Calibri" w:asciiTheme="minorAscii" w:hAnsiTheme="minorAscii" w:cstheme="minorAscii"/>
+          <w:sz w:val="24"/>
+          <w:szCs w:val="24"/>
+        </w:rPr>
+        <w:t xml:space="preserve">Any breach of the above clauses will attract appropriate legal recourse as per Clause 9 of the Agreement. I'm also responsible for compliance with any remaining provisions of the Agreement.</w:t>
+      </w:r>
+    </w:p>
+    <w:p>
+      <w:pPr>
+        <w:jc w:val="both"/>
+      </w:pPr>
+    </w:p>
+    <w:p>
+      <w:pPr>
+        <w:jc w:val="both"/>
+      </w:pPr>
+      <w:r>
+        <w:rPr>
+          <w:rFonts w:ascii="Calibri" w:hAnsi="Calibri" w:cs="Calibri" w:asciiTheme="minorAscii" w:hAnsiTheme="minorAscii" w:cstheme="minorAscii"/>
+          <w:sz w:val="24"/>
+          <w:szCs w:val="24"/>
+        </w:rPr>
+        <w:t xml:space="preserve">Acknowledging the above, confirming my understanding and agreement. Attaching a signed copy of the letter.</w:t>
+      </w:r>
+    </w:p>
+    <w:p>
+      <w:pPr>
+        <w:jc w:val="both"/>
+      </w:pPr>
+    </w:p>
+    <w:p>
+      <w:pPr>
+        <w:jc w:val="both"/>
+      </w:pPr>
+      <w:r>
+        <w:rPr>
+          <w:rFonts w:ascii="Calibri" w:hAnsi="Calibri" w:cs="Calibri" w:asciiTheme="minorAscii" w:hAnsiTheme="minorAscii" w:cstheme="minorAscii"/>
+          <w:sz w:val="24"/>
+          <w:szCs w:val="24"/>
         </w:rPr>
         <w:t xml:space="preserve">Date: {date}</w:t>
       </w:r>
@@ -533,167 +317,14 @@
     <w:p>
       <w:pPr>
         <w:jc w:val="both"/>
-        <w:rPr>
-          <w:rFonts w:asciiTheme="minorHAnsi" w:hAnsiTheme="minorHAnsi" w:cstheme="minorHAnsi"/>
-          <w:b/>
-          <w:bCs/>
-        </w:rPr>
-      </w:pPr>
-    </w:p>
-    <w:p>
-      <w:pPr>
-        <w:jc w:val="both"/>
-        <w:rPr>
-          <w:rFonts w:asciiTheme="minorHAnsi" w:hAnsiTheme="minorHAnsi" w:cstheme="minorHAnsi"/>
-          <w:b/>
-          <w:bCs/>
-        </w:rPr>
-      </w:pPr>
-    </w:p>
-    <w:p>
-      <w:pPr>
-        <w:rPr>
-          <w:rFonts w:asciiTheme="minorHAnsi" w:hAnsiTheme="minorHAnsi" w:cstheme="minorHAnsi"/>
-          <w:b/>
-          <w:bCs/>
-        </w:rPr>
-      </w:pPr>
-      <w:r>
-        <w:rPr>
-          <w:rFonts w:asciiTheme="minorHAnsi" w:hAnsiTheme="minorHAnsi" w:cstheme="minorHAnsi"/>
-          <w:b/>
-          <w:bCs/>
-        </w:rPr>
-        <w:t>Signature</w:t>
-      </w:r>
-      <w:r>
-        <w:rPr>
-          <w:rFonts w:asciiTheme="minorHAnsi" w:hAnsiTheme="minorHAnsi" w:cstheme="minorHAnsi"/>
-          <w:b/>
-          <w:bCs/>
-        </w:rPr>
-        <w:t xml:space="preserve"> of Employee</w:t>
-      </w:r>
-      <w:r>
-        <w:rPr>
-          <w:rFonts w:asciiTheme="minorHAnsi" w:hAnsiTheme="minorHAnsi" w:cstheme="minorHAnsi"/>
-          <w:b/>
-          <w:bCs/>
-        </w:rPr>
-        <w:t xml:space="preserve">: </w:t>
-      </w:r>
-      <w:r>
-        <w:rPr>
-          <w:rFonts w:asciiTheme="minorHAnsi" w:hAnsiTheme="minorHAnsi" w:cstheme="minorHAnsi"/>
-          <w:b/>
-          <w:bCs/>
-        </w:rPr>
-        <w:softHyphen/>
-      </w:r>
-      <w:r>
-        <w:rPr>
-          <w:rFonts w:asciiTheme="minorHAnsi" w:hAnsiTheme="minorHAnsi" w:cstheme="minorHAnsi"/>
-          <w:b/>
-          <w:bCs/>
-        </w:rPr>
-        <w:softHyphen/>
-      </w:r>
-      <w:r>
-        <w:rPr>
-          <w:rFonts w:asciiTheme="minorHAnsi" w:hAnsiTheme="minorHAnsi" w:cstheme="minorHAnsi"/>
-          <w:b/>
-          <w:bCs/>
-        </w:rPr>
-        <w:softHyphen/>
-      </w:r>
-      <w:r>
-        <w:rPr>
-          <w:rFonts w:asciiTheme="minorHAnsi" w:hAnsiTheme="minorHAnsi" w:cstheme="minorHAnsi"/>
-          <w:b/>
-          <w:bCs/>
-        </w:rPr>
-        <w:softHyphen/>
-      </w:r>
-      <w:r>
-        <w:rPr>
-          <w:rFonts w:asciiTheme="minorHAnsi" w:hAnsiTheme="minorHAnsi" w:cstheme="minorHAnsi"/>
-          <w:b/>
-          <w:bCs/>
-        </w:rPr>
-        <w:softHyphen/>
-      </w:r>
-      <w:r>
-        <w:rPr>
-          <w:rFonts w:asciiTheme="minorHAnsi" w:hAnsiTheme="minorHAnsi" w:cstheme="minorHAnsi"/>
-          <w:b/>
-          <w:bCs/>
-        </w:rPr>
-        <w:softHyphen/>
-      </w:r>
-      <w:r>
-        <w:rPr>
-          <w:rFonts w:asciiTheme="minorHAnsi" w:hAnsiTheme="minorHAnsi" w:cstheme="minorHAnsi"/>
-          <w:b/>
-          <w:bCs/>
-        </w:rPr>
-        <w:softHyphen/>
-      </w:r>
-      <w:r>
-        <w:rPr>
-          <w:rFonts w:asciiTheme="minorHAnsi" w:hAnsiTheme="minorHAnsi" w:cstheme="minorHAnsi"/>
-          <w:b/>
-          <w:bCs/>
-        </w:rPr>
-        <w:softHyphen/>
-      </w:r>
-      <w:r>
-        <w:rPr>
-          <w:rFonts w:asciiTheme="minorHAnsi" w:hAnsiTheme="minorHAnsi" w:cstheme="minorHAnsi"/>
-          <w:b/>
-          <w:bCs/>
-        </w:rPr>
-        <w:softHyphen/>
-      </w:r>
-      <w:r>
-        <w:rPr>
-          <w:rFonts w:asciiTheme="minorHAnsi" w:hAnsiTheme="minorHAnsi" w:cstheme="minorHAnsi"/>
-          <w:b/>
-          <w:bCs/>
-        </w:rPr>
-        <w:softHyphen/>
-      </w:r>
-      <w:r>
-        <w:rPr>
-          <w:rFonts w:asciiTheme="minorHAnsi" w:hAnsiTheme="minorHAnsi" w:cstheme="minorHAnsi"/>
-          <w:b/>
-          <w:bCs/>
-        </w:rPr>
-        <w:softHyphen/>
-      </w:r>
-      <w:r>
-        <w:rPr>
-          <w:rFonts w:asciiTheme="minorHAnsi" w:hAnsiTheme="minorHAnsi" w:cstheme="minorHAnsi"/>
-          <w:b/>
-          <w:bCs/>
-        </w:rPr>
-        <w:softHyphen/>
-      </w:r>
-      <w:r>
-        <w:rPr>
-          <w:rFonts w:asciiTheme="minorHAnsi" w:hAnsiTheme="minorHAnsi" w:cstheme="minorHAnsi"/>
-          <w:b/>
-          <w:bCs/>
-        </w:rPr>
-        <w:softHyphen/>
-      </w:r>
-      <w:r>
-        <w:rPr>
-          <w:rFonts w:asciiTheme="minorHAnsi" w:hAnsiTheme="minorHAnsi" w:cstheme="minorHAnsi"/>
-          <w:b/>
-          <w:bCs/>
-        </w:rPr>
-        <w:softHyphen/>
-        <w:t>___________________</w:t>
+      </w:pPr>
+      <w:r>
+        <w:rPr>
+          <w:rFonts w:ascii="Calibri" w:hAnsi="Calibri" w:cs="Calibri" w:asciiTheme="minorAscii" w:hAnsiTheme="minorAscii" w:cstheme="minorAscii"/>
+          <w:sz w:val="24"/>
+          <w:szCs w:val="24"/>
+        </w:rPr>
+        <w:t xml:space="preserve">Signature of Employee: ___________________</w:t>
       </w:r>
     </w:p>
     <w:sectPr>
